--- a/plos/manuscript_plos.docx
+++ b/plos/manuscript_plos.docx
@@ -434,6 +434,14 @@
       </w:pPr>
       <w:r>
         <w:t xml:space="preserve">3 Results</w:t>
+      </w:r>
+    </w:p>
+    <w:p>
+      <w:pPr>
+        <w:pStyle w:val="FirstParagraph"/>
+      </w:pPr>
+      <w:r>
+        <w:t xml:space="preserve">The results are organised to isolate the failure mode of interest. Sections 3.1–3.3 vary the three variables that could confound a benchmark — architecture, label source, and encoding — and show that each has only a small effect at this data scale. This controlled setup is what allows §3.4 to attribute the large label-agreement gap between two high-fidelity predictors to percentile-cutpoint placement rather than to architecture choice, label quality, or feature encoding.</w:t>
       </w:r>
     </w:p>
     <w:bookmarkStart w:id="18" w:name="X328ccea0a1818c4ae7426a226dff6f18d15ba8f"/>
@@ -1552,7 +1560,7 @@
         <w:t xml:space="preserve"> </w:t>
       </w:r>
       <w:r>
-        <w:t xml:space="preserve">(HPV16 E7), carries a non-canonical p9 anchor (C). An independent predictor, NetMHCpan-4.1b (DTU standalone, run locally), achieved 85.7% sensitivity (36/42; Wilson 95% CI 72.1–93.3%) on the corrected 42-epitope set, statistically indistinguishable from the Deep FFN (41/42 = 97.6%; exact McNemar p = 0.0625, five discordant pairs). NetMHCpan’s pan-specific training on MS-elution-based labels makes this an indicative rather than clean comparison; the more direct evidence of cutpoint sensitivity is the 62.24% label agreement (323/519 test peptides) reported in the Discussion. To contextualise the benchmark, we include a zero-parameter anchor-checker baseline (a rule classifying any 9-mer with canonical p2/p9 residues as a binder): it achieves sensitivity 0.786 (33/42) and specificity 0.900 (18/20), below the trained model (0.976), because nine genuine binders carry non-canonical p2/p9 anchors. The trained model recovers eight of these nine (Wilson 95% CI 52–98%) — the single residual miss,</w:t>
+        <w:t xml:space="preserve">(HPV16 E7), carries a non-canonical p9 anchor (C). An independent predictor, NetMHCpan-4.1b (DTU standalone, run locally), achieved 85.7% sensitivity (36/42; Wilson 95% CI 72.1–93.3%) on the corrected 42-epitope set, statistically indistinguishable from the Deep FFN (41/42 = 97.6%; exact McNemar p = 0.0625, five discordant pairs) — though with only five discordant pairs this comparison is underpowered and establishes non-inferiority, not equivalence. NetMHCpan’s pan-specific training on MS-elution-based labels makes this an indicative rather than clean comparison; the more direct evidence of cutpoint sensitivity is the 62.24% label agreement (323/519 test peptides) reported in the Discussion. To contextualise the benchmark, we include a zero-parameter anchor-checker baseline (a rule classifying any 9-mer with canonical p2/p9 residues as a binder): it achieves sensitivity 0.786 (33/42) and specificity 0.900 (18/20), below the trained model (0.976), because nine genuine binders carry non-canonical p2/p9 anchors. The trained model recovers eight of these nine (Wilson 95% CI 52–98%) — the single residual miss,</w:t>
       </w:r>
       <w:r>
         <w:t xml:space="preserve"> </w:t>
@@ -1567,7 +1575,7 @@
         <w:t xml:space="preserve"> </w:t>
       </w:r>
       <w:r>
-        <w:t xml:space="preserve">(p9 = C), defines the hard non-canonical tail — suggesting, on nine peptides, that part of the informative signal lies beyond the anchor motif. The five false positives were homopolymers (≤2 unique amino acids) with canonical anchors — biologically implausible binders whose low sequence complexity the classifier fails to penalise. A domain-knowledge filter (≤2 unique amino acids → non-binder) removed all five, but we report 75.0% as the primary, unfiltered specificity to avoid post-hoc inflation. As a secondary negative set, 20 experimentally measured A*02:01 negatives (IEDB qualitative_measure = Negative) yielded 90.0% specificity (18/20), confirming that the homopolymer set is a conservative lower bound on realistic specificity. To characterise the labels independently of the labeler’s own decision boundary, we additionally scored the Deep FFN against a large label-independent set of experimentally measured affinities (IEDB binding-affinity corpus, accessed 2026-08-02) — 3,438 unique 9-mers with measured IC50 &lt;500 nM and 3,086 with IC50 &gt;5,000 nM (the 500–5,000 nM grey zone was excluded to yield unambiguous binders and non-binders), restricted to direct binding assays (competitive fluorescence/radioactivity) and excluding MS-elution-derived, predictor-dependent entries. The MHCflurry-trained Deep FFN recognised 94.4% of the experimental binders and rejected 74.5% of the non-binders (threshold 0.5; ROC AUC 0.942); the rebalanced per-allele model reached 89.8% sensitivity and 89.1% specificity (AUC 0.945). To characterise the labelers directly, we scored MHCflurry 2.2.1 itself on the 6,524 affinities (AUC 0.950) alongside NetMHCpan-4.1b (0.937 EL-rank, 0.960 BA-rank) — both high, though 91.6% of these peptides appear in MHCflurry’s training corpus, so these values are largely in-corpus. The two predictors also rank peptides almost identically (Spearman ρ = 0.96), yet their hard labels agree on only 62.24% of the 519 test peptides (Cohen’s κ = 0.44). The disagreement is asymmetric — NetMHCpan downgrades MHCflurry’s weak binders to non-binders (73% of WB) and strong to weak (30%) — and largely vanishes under the natural class prior (96% agreement), localising the 62% figure to cutpoint placement rather than label definition or fidelity. To quantify this cutpoint sensitivity, we varied the percentile-rank threshold and recomputed the two predictors’ binary binder agreement (Figure 8). Agreement is non-monotonic, dipping to 73.4% at the standard 2% threshold, where MHCflurry calls 69.6% of the balanced test set binders versus 43.0% for NetMHCpan. The two rank distributions are offset roughly four-fold — MHCflurry’s top-2% threshold corresponds to NetMHCpan’s top-8% — and aligning the cutpoints recovers 96.1% agreement. The predictors thus share predictive skill but differ in calibration (where the binder threshold is drawn), a decoupling recently formalised as a</w:t>
+        <w:t xml:space="preserve">(p9 = C), defines the hard non-canonical tail — suggesting — on a sample of only nine peptides, too small for strong inference — that part of the informative signal may lie beyond the anchor motif. The five false positives were homopolymers (≤2 unique amino acids) with canonical anchors — biologically implausible binders whose low sequence complexity the classifier fails to penalise. A domain-knowledge filter (≤2 unique amino acids → non-binder) removed all five, but we report 75.0% as the primary, unfiltered specificity to avoid post-hoc inflation. As a secondary negative set, 20 experimentally measured A*02:01 negatives (IEDB qualitative_measure = Negative) yielded 90.0% specificity (18/20), confirming that the homopolymer set is a conservative lower bound on realistic specificity. To characterise the labels independently of the labeler’s own decision boundary, we additionally scored the Deep FFN against a large label-independent set of experimentally measured affinities (IEDB binding-affinity corpus, accessed 2026-08-02) — 3,438 unique 9-mers with measured IC50 &lt;500 nM and 3,086 with IC50 &gt;5,000 nM (the 500–5,000 nM grey zone was excluded to yield unambiguous binders and non-binders), restricted to direct binding assays (competitive fluorescence/radioactivity) and excluding MS-elution-derived, predictor-dependent entries. The MHCflurry-trained Deep FFN recognised 94.4% of the experimental binders and rejected 74.5% of the non-binders (threshold 0.5; ROC AUC 0.942); the rebalanced per-allele model reached 89.8% sensitivity and 89.1% specificity (AUC 0.945). To characterise the labelers directly, we scored MHCflurry 2.2.1 itself on the 6,524 affinities (AUC 0.950) alongside NetMHCpan-4.1b (0.937 EL-rank, 0.960 BA-rank) — both high, though 91.6% of these peptides appear in MHCflurry’s training corpus, so these values are largely in-corpus. The two predictors also rank peptides almost identically (Spearman ρ = 0.96), yet their hard labels agree on only 62.24% of the 519 test peptides (Cohen’s κ = 0.44). The disagreement is asymmetric — NetMHCpan downgrades MHCflurry’s weak binders to non-binders (73% of WB) and strong to weak (30%) — and largely vanishes under the natural class prior (96% agreement), localising the 62% figure to cutpoint placement rather than label definition or fidelity. To quantify this cutpoint sensitivity, we varied the percentile-rank threshold and recomputed the two predictors’ binary binder agreement (Figure 8). Agreement is non-monotonic, dipping to 73.4% at the standard 2% threshold, where MHCflurry calls 69.6% of the balanced test set binders versus 43.0% for NetMHCpan. The two rank distributions are offset roughly four-fold — MHCflurry’s top-2% threshold corresponds to NetMHCpan’s top-8% — and aligning the cutpoints recovers 96.1% agreement. The predictors thus share predictive skill but differ in calibration (where the binder threshold is drawn), a decoupling recently formalised as a</w:t>
       </w:r>
       <w:r>
         <w:t xml:space="preserve"> </w:t>
@@ -2515,7 +2523,7 @@
         <w:t xml:space="preserve"> </w:t>
       </w:r>
       <w:r>
-        <w:t xml:space="preserve">in model benchmarking [16]; two models with equal predictive skill can disagree substantially at any fixed threshold [24]. The two labelers’ near-identical ranking is consistent with prior systematic benchmarking [25,26]; the contribution here is quantifying that hard-label agreement is nonetheless only 62%, and localising that gap to percentile-cutpoint placement rather than label fidelity or definition. Benchmarks that report accuracy against a single computational labeler therefore measure that labeler’s specific cutpoints, and overstate generalisation whenever labelers draw different thresholds.</w:t>
+        <w:t xml:space="preserve">in model benchmarking [16]; two models with equal predictive skill can disagree substantially at any fixed threshold [24]. The two labelers’ near-identical ranking is consistent with prior systematic benchmarking [25,26]; the contribution here is quantifying that hard-label agreement is nonetheless only 62%, and localising that gap to percentile-cutpoint placement rather than label fidelity or definition. Benchmarks that report accuracy against a single computational labeler therefore measure that labeler’s specific cutpoints, and overstate generalisation whenever labelers draw different thresholds. The countermeasures in Box 1 are allele-agnostic practices — a random-label null, multi-seed reporting, a rank-correlation comparator, and natural-prior reporting apply to any allele — whereas the ~4-fold offset we quantify is an A*02:01-specific instantiation; whether other alleles show a smaller or larger offset is precisely what a per-allele balanced benchmark is designed to answer.</w:t>
       </w:r>
     </w:p>
     <w:p>

--- a/plos/manuscript_plos.docx
+++ b/plos/manuscript_plos.docx
@@ -239,7 +239,7 @@
         <w:pStyle w:val="FirstParagraph"/>
       </w:pPr>
       <w:r>
-        <w:t xml:space="preserve">Peptide-MHC-I binding predictors are routinely trained on computationally labelled data, yet benchmark scores that reproduce a labeler’s decision boundary are rarely separated from true binding accuracy. We present a controlled benchmark of six deep-learning architectures for HLA-A*02:01 under multi-seed uncertainty, and demonstrate how benchmark composition manufactures false conclusions: two apparent findings dissolved under re-analysis, each traced to a benchmark-composition artifact. The genuinely hard problem is non-canonical binding: a zero-parameter anchor rule underperforms the trained model, which recovers non-canonical binders the rule misses. We validate against 42 re-verified IEDB epitopes (97.6% sensitivity), and show that two high-fidelity predictors that rank peptides almost identically (Spearman ρ = 0.96) nevertheless agree on only 62% of hard labels, a discrepancy that reflects a ~4-fold offset in their percentile cutpoints and largely vanishes when the cutpoints are aligned. A benchmark-hygiene checklist distils the countermeasures. Code, models, and data are available at github.com/woodhaha/peptide-mhc-benchmark.</w:t>
+        <w:t xml:space="preserve">Peptide-MHC-I binding predictors are routinely trained on computationally labelled data, yet benchmark scores that reproduce a labeler’s decision boundary are rarely separated from true binding accuracy. We present a controlled benchmark of six deep-learning architectures for HLA-A*02:01 under multi-seed uncertainty, and demonstrate how benchmark composition manufactures false conclusions: two apparent findings dissolved under re-analysis, each traced to a benchmark-composition artifact. The genuinely hard problem is non-canonical binding: the trained model recovers binders that a zero-parameter anchor rule misses. We validate against 42 re-verified IEDB epitopes (97.6% sensitivity), and show that two high-fidelity predictors that rank peptides almost identically (Spearman ρ = 0.96) nevertheless give the same hard label to only 62% of peptides, a discrepancy that reflects a ~4-fold offset in their percentile cutpoints and largely vanishes when the cutpoints are aligned. A benchmark-hygiene checklist distils the countermeasures. Code, models, and data are available at github.com/woodhaha/peptide-mhc-benchmark.</w:t>
       </w:r>
     </w:p>
     <w:bookmarkEnd w:id="9"/>
@@ -269,7 +269,7 @@
         <w:t xml:space="preserve"> </w:t>
       </w:r>
       <w:r>
-        <w:t xml:space="preserve">threshold is drawn: two leading predictors that rank peptides almost identically agree on only 62% of hard labels, a gap that reflects a roughly four-fold offset in their percentile cutpoints and largely vanishes when the cutpoints are aligned. Second, the genuinely difficult frontier is non-canonical binding — peptides that violate the classic anchor-position rules, which simple motif rules miss but the trained model recovers. We distil these lessons into a reusable benchmark-hygiene checklist so that others can avoid reporting evaluation artifacts as biological findings.</w:t>
+        <w:t xml:space="preserve">threshold is drawn: two leading predictors, despite near-identical rankings, give the same hard label to only 62% of peptides; the disagreement traces to a roughly four-fold difference in where each draws its binder threshold and mostly disappears once the thresholds are aligned. Second, the genuinely difficult frontier is non-canonical binding — peptides that violate the classic anchor-position rules, which simple motif rules miss but the trained model recovers. We distil these lessons into a reusable benchmark-hygiene checklist so that others can avoid reporting evaluation artifacts as biological findings.</w:t>
       </w:r>
     </w:p>
     <w:p>
@@ -1057,7 +1057,7 @@
         <w:pStyle w:val="FirstParagraph"/>
       </w:pPr>
       <w:r>
-        <w:t xml:space="preserve">On the Deep FFN (the architecture used for the encoding comparisons), BLOSUM62 generalized stably under cross-validation (92.1 ± 0.4%; per-fold 92.0/92.6/91.7/92.4/91.8%). ESM-2 t6 per-position embeddings scored 93.3% on a single split but collapsed to 82.2 ± 1.0% under CV — the 2,880-dimensional features overfit the 4,671-sample training set (Table 3, Figure 7). Mean-pooled t6 embeddings collapsed to 65.9%, confirming that positional information is essential. The t12 variant (4,320-dim) overfit similarly (90.9–91.5%). The single-split 93.3% result reflects a favourable partition rather than a genuine encoding advantage at this training scale. ESM-2’s representational advantage materialises only at large scale: the 650M checkpoint (11,520-dim per-peptide) reached 92.4 ± 0.5% under CV, matching BLOSUM62 (92.1 ± 0.4%) but at 64× the input dimensionality. At the data scale typical of single-allele studies, compact biologically motivated encodings such as BLOSUM62 therefore remain the more cost-effective choice, while the small ESM-2 checkpoints overfit.</w:t>
+        <w:t xml:space="preserve">On the Deep FFN (the architecture used for the encoding comparisons), BLOSUM62 generalized stably under cross-validation (92.1 ± 0.4%; per-fold 92.0/92.6/91.7/92.4/91.8%). ESM-2 t6 per-position embeddings scored 93.3% on a single split but collapsed to 82.2 ± 1.0% under CV — the 2,880-dimensional features overfit the 4,671-sample training set (Table 3, Figure 7). Mean-pooled t6 embeddings collapsed to 65.9%, confirming that positional information is essential. The t12 variant (4,320-dim) overfit similarly (90.9–91.5%). The single-split 93.3% result reflects a favourable partition rather than a genuine encoding advantage at this training scale. ESM-2’s representational advantage materialises only at large scale: the 650M checkpoint (11,520-dim per-peptide) reached 92.4 ± 0.5% under CV, matching BLOSUM62 (92.1 ± 0.4%) but at 64× the input dimensionality. At the data scale typical of single-allele studies, compact biologically motivated encodings such as BLOSUM62 remain the more cost-effective choice, while the small ESM-2 checkpoints overfit.</w:t>
       </w:r>
     </w:p>
     <w:p>
@@ -1560,7 +1560,7 @@
         <w:t xml:space="preserve"> </w:t>
       </w:r>
       <w:r>
-        <w:t xml:space="preserve">(HPV16 E7), carries a non-canonical p9 anchor (C). An independent predictor, NetMHCpan-4.1b (DTU standalone, run locally), achieved 85.7% sensitivity (36/42; Wilson 95% CI 72.1–93.3%) on the corrected 42-epitope set, statistically indistinguishable from the Deep FFN (41/42 = 97.6%; exact McNemar p = 0.0625, five discordant pairs) — though with only five discordant pairs this comparison is underpowered and establishes non-inferiority, not equivalence. NetMHCpan’s pan-specific training on MS-elution-based labels makes this an indicative rather than clean comparison; the more direct evidence of cutpoint sensitivity is the 62.24% label agreement (323/519 test peptides) reported in the Discussion. To contextualise the benchmark, we include a zero-parameter anchor-checker baseline (a rule classifying any 9-mer with canonical p2/p9 residues as a binder): it achieves sensitivity 0.786 (33/42) and specificity 0.900 (18/20), below the trained model (0.976), because nine genuine binders carry non-canonical p2/p9 anchors. The trained model recovers eight of these nine (Wilson 95% CI 52–98%) — the single residual miss,</w:t>
+        <w:t xml:space="preserve">(HPV16 E7), carries a non-canonical p9 anchor (C). An independent predictor, NetMHCpan-4.1b (DTU standalone, run locally), achieved 85.7% sensitivity (36/42; Wilson 95% CI 72.1–93.3%) on the corrected 42-epitope set, statistically indistinguishable from the Deep FFN (41/42 = 97.6%; exact McNemar p = 0.0625, five discordant pairs) — though with only five discordant pairs this comparison is underpowered and establishes non-inferiority, not equivalence. NetMHCpan’s pan-specific training on MS-elution-based labels makes this an indicative rather than clean comparison; the more direct evidence of cutpoint sensitivity is the 62.24% label agreement (323/519 test peptides) reported in the Discussion. To contextualise the benchmark, we include a zero-parameter anchor-checker baseline (a rule classifying any 9-mer with canonical p2/p9 residues as a binder): it achieves sensitivity 0.786 (33/42) and specificity 0.900 (18/20), below the trained model (0.976), because nine genuine binders carry non-canonical p2/p9 anchors. It recovers eight of these nine (Wilson 95% CI 52–98%) — the single residual miss,</w:t>
       </w:r>
       <w:r>
         <w:t xml:space="preserve"> </w:t>
@@ -2495,7 +2495,7 @@
         <w:pStyle w:val="BodyText"/>
       </w:pPr>
       <w:r>
-        <w:t xml:space="preserve">A PSSM-derived label source yielded lower accuracy than MHCflurry labels (82.6% vs 90.6%, though on a separate peptide pool and therefore not a clean comparison). This does not support the hypothesis that deterministic biophysical labels are inherently superior to ML-derived labels; rather, it suggests that MHCflurry’s labels are at least as learnable as a simple PSSM. We emphasise that training on any computational label — including MHCflurry — re-deposits predictor bias into downstream models, and recommend that benchmarks report label provenance and the WB-class F1 as a standard diagnostic.</w:t>
+        <w:t xml:space="preserve">A PSSM-derived label source yielded lower accuracy than MHCflurry labels (82.6% vs 90.6%, though on a separate peptide pool and so not a clean comparison). This does not support the hypothesis that deterministic biophysical labels are inherently superior to ML-derived labels; rather, it suggests that MHCflurry’s labels are at least as learnable as a simple PSSM. We emphasise that training on any computational label — including MHCflurry — re-deposits predictor bias into downstream models, and recommend that benchmarks report label provenance and the WB-class F1 as a standard diagnostic.</w:t>
       </w:r>
     </w:p>
     <w:p>
@@ -2627,7 +2627,7 @@
         <w:pStyle w:val="FirstParagraph"/>
       </w:pPr>
       <w:r>
-        <w:t xml:space="preserve">Architecture choice has a small effect on peptide-MHC binding prediction: a CNN ranked above the Deep FFN in four of five seeds (a difference within seed-to-seed variability); the top four architectures fell within ~2 percentage points, and a Random Forest was clearly worse. Random-label controls confirmed chance-level performance, ruling out noise overfitting. Canonical binding is largely captured by the anchor motif, but a zero-parameter anchor rule (sensitivity 0.79) underperforms the trained model (0.98), which recovers non-canonical binders the rule misses. Beyond peptide-MHC, the two artifacts we corrected — a degenerate null and stale checkpoints — illustrate a general benchmark-composition failure mode that reproduces false conclusions across machine-learning benchmarks. Benchmark hygiene reveals that two high-fidelity labelers with near-identical rankings (ρ = 0.96) agree on only 62% of hard labels — a ~4-fold cutpoint offset that largely vanishes when the cutpoints are aligned — and, with the Box 1 checklist, is offered as a reusable safeguard that others can apply to their own benchmarks. Experimental validation of the non-canonical tail is the decisive next step.</w:t>
+        <w:t xml:space="preserve">Architecture mattered little: the CNN ranked above the Deep FFN in four of five seeds, the top four architectures fell within ~2 percentage points, and only the Random Forest lagged (79.7%). Random-label controls confirmed chance-level performance, ruling out noise overfitting. Canonical binding is largely captured by the anchor motif, but the trained model (0.98 sensitivity) recovers non-canonical binders that a zero-parameter anchor rule (0.79) misses. Beyond peptide-MHC, the two artifacts we corrected — a degenerate null and stale checkpoints — illustrate a general benchmark-composition failure mode that reproduces false conclusions across machine-learning benchmarks. Benchmark hygiene reveals that two high-fidelity labelers, near-identical in ranking (ρ = 0.96), still agree on only 62% of hard labels because their percentile cutpoints differ ~4-fold; aligning the cutpoints restores agreement. The Box 1 checklist distils these lessons into a reusable safeguard for other benchmarks. Experimental validation of the non-canonical tail is the decisive next step.</w:t>
       </w:r>
     </w:p>
     <w:bookmarkEnd w:id="28"/>

--- a/plos/manuscript_plos.docx
+++ b/plos/manuscript_plos.docx
@@ -2835,7 +2835,7 @@
         <w:t xml:space="preserve">experimental_label_scores.json</w:t>
       </w:r>
       <w:r>
-        <w:t xml:space="preserve">: 6,524 peptides — 3,438 binders with measured IC50 &lt;500 nM and 3,086 non-binders with IC50 &gt;5,000 nM) are available at github.com/woodhaha/peptide-mhc-benchmark and archived at Zenodo (DOI: 10.5281/zenodo.XXXXXXX). The Deep FFN is distributed as the</w:t>
+        <w:t xml:space="preserve">: 6,524 peptides — 3,438 binders with measured IC50 &lt;500 nM and 3,086 non-binders with IC50 &gt;5,000 nM) are available at github.com/woodhaha/peptide-mhc-benchmark and archived at Zenodo (DOI: 10.5281/zenodo.23615309). The Deep FFN is distributed as the</w:t>
       </w:r>
       <w:r>
         <w:t xml:space="preserve"> </w:t>
